--- a/mokdong3/2fin/word/md3s2_dialogue_test_exam.docx
+++ b/mokdong3/2fin/word/md3s2_dialogue_test_exam.docx
@@ -2238,7 +2238,7 @@
           <w:sz w:val="20"/>
           <w:u w:val="none"/>
         </w:rPr>
-        <w:t>( seems / it / to / me / that / it's / the healthier choice / looks )</w:t>
+        <w:t>( to / it's / that / it / the healthier choice / looks / me / seems )</w:t>
       </w:r>
     </w:p>
     <w:p>

--- a/mokdong3/2fin/word/md3s2_dialogue_test_exam.docx
+++ b/mokdong3/2fin/word/md3s2_dialogue_test_exam.docx
@@ -19,10 +19,10 @@
     </w:p>
     <w:p>
       <w:pPr>
-        <w:spacing w:after="80"/>
         <w:pBdr>
           <w:bottom w:val="single" w:sz="8" w:space="2" w:color="1F3864"/>
         </w:pBdr>
+        <w:spacing w:after="80"/>
       </w:pPr>
       <w:r>
         <w:rPr>
@@ -108,8 +108,6 @@
     </w:p>
     <w:p>
       <w:pPr>
-        <w:spacing w:after="30"/>
-        <w:ind w:left="57" w:right="57"/>
         <w:pBdr>
           <w:top w:val="single" w:sz="4" w:space="3" w:color="8DA2C4"/>
           <w:left w:val="single" w:sz="4" w:space="3" w:color="8DA2C4"/>
@@ -117,6 +115,8 @@
           <w:right w:val="single" w:sz="4" w:space="3" w:color="8DA2C4"/>
         </w:pBdr>
         <w:shd w:val="clear" w:color="auto" w:fill="F7F9FC"/>
+        <w:spacing w:after="30"/>
+        <w:ind w:left="57" w:right="57"/>
       </w:pPr>
       <w:r>
         <w:rPr>
@@ -190,8 +190,6 @@
     </w:p>
     <w:p>
       <w:pPr>
-        <w:spacing w:after="30"/>
-        <w:ind w:left="57" w:right="57"/>
         <w:pBdr>
           <w:top w:val="single" w:sz="4" w:space="3" w:color="8DA2C4"/>
           <w:left w:val="single" w:sz="4" w:space="3" w:color="8DA2C4"/>
@@ -199,6 +197,8 @@
           <w:right w:val="single" w:sz="4" w:space="3" w:color="8DA2C4"/>
         </w:pBdr>
         <w:shd w:val="clear" w:color="auto" w:fill="F7F9FC"/>
+        <w:spacing w:after="30"/>
+        <w:ind w:left="57" w:right="57"/>
       </w:pPr>
       <w:r>
         <w:rPr>
@@ -458,8 +458,6 @@
     </w:p>
     <w:p>
       <w:pPr>
-        <w:spacing w:after="30"/>
-        <w:ind w:left="57" w:right="57"/>
         <w:pBdr>
           <w:top w:val="single" w:sz="4" w:space="3" w:color="8DA2C4"/>
           <w:left w:val="single" w:sz="4" w:space="3" w:color="8DA2C4"/>
@@ -467,6 +465,8 @@
           <w:right w:val="single" w:sz="4" w:space="3" w:color="8DA2C4"/>
         </w:pBdr>
         <w:shd w:val="clear" w:color="auto" w:fill="F7F9FC"/>
+        <w:spacing w:after="30"/>
+        <w:ind w:left="57" w:right="57"/>
       </w:pPr>
       <w:r>
         <w:rPr>
@@ -843,13 +843,13 @@
     </w:p>
     <w:p>
       <w:pPr>
-        <w:spacing w:after="60"/>
         <w:pBdr>
           <w:top w:val="single" w:sz="4" w:space="3" w:color="9AA9C2"/>
           <w:left w:val="single" w:sz="4" w:space="3" w:color="9AA9C2"/>
           <w:bottom w:val="single" w:sz="4" w:space="3" w:color="9AA9C2"/>
           <w:right w:val="single" w:sz="4" w:space="3" w:color="9AA9C2"/>
         </w:pBdr>
+        <w:spacing w:after="60"/>
         <w:ind w:left="57" w:right="57"/>
       </w:pPr>
       <w:r>
@@ -1344,8 +1344,6 @@
     </w:p>
     <w:p>
       <w:pPr>
-        <w:spacing w:after="30"/>
-        <w:ind w:left="57" w:right="57"/>
         <w:pBdr>
           <w:top w:val="single" w:sz="4" w:space="3" w:color="8DA2C4"/>
           <w:left w:val="single" w:sz="4" w:space="3" w:color="8DA2C4"/>
@@ -1353,6 +1351,8 @@
           <w:right w:val="single" w:sz="4" w:space="3" w:color="8DA2C4"/>
         </w:pBdr>
         <w:shd w:val="clear" w:color="auto" w:fill="F7F9FC"/>
+        <w:spacing w:after="30"/>
+        <w:ind w:left="57" w:right="57"/>
       </w:pPr>
       <w:r>
         <w:rPr>
@@ -1540,8 +1540,6 @@
     </w:p>
     <w:p>
       <w:pPr>
-        <w:spacing w:after="30"/>
-        <w:ind w:left="57" w:right="57"/>
         <w:pBdr>
           <w:top w:val="single" w:sz="4" w:space="3" w:color="8DA2C4"/>
           <w:left w:val="single" w:sz="4" w:space="3" w:color="8DA2C4"/>
@@ -1549,6 +1547,8 @@
           <w:right w:val="single" w:sz="4" w:space="3" w:color="8DA2C4"/>
         </w:pBdr>
         <w:shd w:val="clear" w:color="auto" w:fill="F7F9FC"/>
+        <w:spacing w:after="30"/>
+        <w:ind w:left="57" w:right="57"/>
       </w:pPr>
       <w:r>
         <w:rPr>
@@ -1682,8 +1682,6 @@
     </w:p>
     <w:p>
       <w:pPr>
-        <w:spacing w:after="30"/>
-        <w:ind w:left="57" w:right="57"/>
         <w:pBdr>
           <w:top w:val="single" w:sz="4" w:space="3" w:color="8DA2C4"/>
           <w:left w:val="single" w:sz="4" w:space="3" w:color="8DA2C4"/>
@@ -1691,6 +1689,8 @@
           <w:right w:val="single" w:sz="4" w:space="3" w:color="8DA2C4"/>
         </w:pBdr>
         <w:shd w:val="clear" w:color="auto" w:fill="F7F9FC"/>
+        <w:spacing w:after="30"/>
+        <w:ind w:left="57" w:right="57"/>
       </w:pPr>
       <w:r>
         <w:rPr>
@@ -1752,8 +1752,6 @@
     </w:p>
     <w:p>
       <w:pPr>
-        <w:spacing w:after="30"/>
-        <w:ind w:left="57" w:right="57"/>
         <w:pBdr>
           <w:top w:val="single" w:sz="4" w:space="3" w:color="8DA2C4"/>
           <w:left w:val="single" w:sz="4" w:space="3" w:color="8DA2C4"/>
@@ -1761,6 +1759,8 @@
           <w:right w:val="single" w:sz="4" w:space="3" w:color="8DA2C4"/>
         </w:pBdr>
         <w:shd w:val="clear" w:color="auto" w:fill="F7F9FC"/>
+        <w:spacing w:after="30"/>
+        <w:ind w:left="57" w:right="57"/>
       </w:pPr>
       <w:r>
         <w:rPr>
@@ -1849,13 +1849,13 @@
     </w:p>
     <w:p>
       <w:pPr>
-        <w:spacing w:after="60"/>
         <w:pBdr>
           <w:top w:val="single" w:sz="4" w:space="3" w:color="9AA9C2"/>
           <w:left w:val="single" w:sz="4" w:space="3" w:color="9AA9C2"/>
           <w:bottom w:val="single" w:sz="4" w:space="3" w:color="9AA9C2"/>
           <w:right w:val="single" w:sz="4" w:space="3" w:color="9AA9C2"/>
         </w:pBdr>
+        <w:spacing w:after="60"/>
         <w:ind w:left="57" w:right="57"/>
       </w:pPr>
       <w:r>
@@ -2209,8 +2209,6 @@
     </w:p>
     <w:p>
       <w:pPr>
-        <w:spacing w:after="30"/>
-        <w:ind w:left="57" w:right="57"/>
         <w:pBdr>
           <w:top w:val="single" w:sz="4" w:space="3" w:color="8DA2C4"/>
           <w:left w:val="single" w:sz="4" w:space="3" w:color="8DA2C4"/>
@@ -2218,6 +2216,8 @@
           <w:right w:val="single" w:sz="4" w:space="3" w:color="8DA2C4"/>
         </w:pBdr>
         <w:shd w:val="clear" w:color="auto" w:fill="F7F9FC"/>
+        <w:spacing w:after="30"/>
+        <w:ind w:left="57" w:right="57"/>
       </w:pPr>
       <w:r>
         <w:rPr>
@@ -2291,8 +2291,6 @@
     </w:p>
     <w:p>
       <w:pPr>
-        <w:spacing w:after="30"/>
-        <w:ind w:left="57" w:right="57"/>
         <w:pBdr>
           <w:top w:val="single" w:sz="4" w:space="3" w:color="8DA2C4"/>
           <w:left w:val="single" w:sz="4" w:space="3" w:color="8DA2C4"/>
@@ -2300,6 +2298,8 @@
           <w:right w:val="single" w:sz="4" w:space="3" w:color="8DA2C4"/>
         </w:pBdr>
         <w:shd w:val="clear" w:color="auto" w:fill="F7F9FC"/>
+        <w:spacing w:after="30"/>
+        <w:ind w:left="57" w:right="57"/>
       </w:pPr>
       <w:r>
         <w:rPr>
@@ -2448,8 +2448,6 @@
     </w:p>
     <w:p>
       <w:pPr>
-        <w:spacing w:after="30"/>
-        <w:ind w:left="57" w:right="57"/>
         <w:pBdr>
           <w:top w:val="single" w:sz="4" w:space="3" w:color="8DA2C4"/>
           <w:left w:val="single" w:sz="4" w:space="3" w:color="8DA2C4"/>
@@ -2457,6 +2455,8 @@
           <w:right w:val="single" w:sz="4" w:space="3" w:color="8DA2C4"/>
         </w:pBdr>
         <w:shd w:val="clear" w:color="auto" w:fill="F7F9FC"/>
+        <w:spacing w:after="30"/>
+        <w:ind w:left="57" w:right="57"/>
       </w:pPr>
       <w:r>
         <w:rPr>
@@ -2590,8 +2590,6 @@
     </w:p>
     <w:p>
       <w:pPr>
-        <w:spacing w:after="30"/>
-        <w:ind w:left="57" w:right="57"/>
         <w:pBdr>
           <w:top w:val="single" w:sz="4" w:space="3" w:color="8DA2C4"/>
           <w:left w:val="single" w:sz="4" w:space="3" w:color="8DA2C4"/>
@@ -2599,6 +2597,8 @@
           <w:right w:val="single" w:sz="4" w:space="3" w:color="8DA2C4"/>
         </w:pBdr>
         <w:shd w:val="clear" w:color="auto" w:fill="F7F9FC"/>
+        <w:spacing w:after="30"/>
+        <w:ind w:left="57" w:right="57"/>
       </w:pPr>
       <w:r>
         <w:rPr>
@@ -2793,8 +2793,8 @@
           <w:type w:val="continuous"/>
           <w:pgSz w:w="11906" w:h="16838"/>
           <w:pgMar w:top="680" w:right="794" w:bottom="624" w:left="794" w:header="720" w:footer="720" w:gutter="0"/>
+          <w:cols w:num="2" w:space="396" w:sep="1"/>
           <w:docGrid w:linePitch="360"/>
-          <w:cols w:num="2" w:space="396" w:sep="1"/>
         </w:sectPr>
       </w:pPr>
     </w:p>
@@ -3391,8 +3391,8 @@
     <w:sectPr>
       <w:pgSz w:w="11906" w:h="16838"/>
       <w:pgMar w:top="680" w:right="794" w:bottom="624" w:left="794" w:header="720" w:footer="720" w:gutter="0"/>
+      <w:cols w:num="1" w:space="396"/>
       <w:docGrid w:linePitch="360"/>
-      <w:cols w:num="1" w:space="396"/>
     </w:sectPr>
   </w:body>
 </w:document>
